--- a/examples/timeseries/doc/ts_encode.docx
+++ b/examples/timeseries/doc/ts_encode.docx
@@ -1036,52 +1036,52 @@
         <w:rPr>
           <w:rStyle w:val="VerbatimChar"/>
         </w:rPr>
-        <w:t xml:space="preserve">## [1,] -0.05992918 -0.1509168 -0.7952495</w:t>
-      </w:r>
-      <w:r>
-        <w:br/>
-      </w:r>
-      <w:r>
-        <w:rPr>
-          <w:rStyle w:val="VerbatimChar"/>
-        </w:rPr>
-        <w:t xml:space="preserve">## [2,]  0.14027849 -0.3746666 -0.9298077</w:t>
-      </w:r>
-      <w:r>
-        <w:br/>
-      </w:r>
-      <w:r>
-        <w:rPr>
-          <w:rStyle w:val="VerbatimChar"/>
-        </w:rPr>
-        <w:t xml:space="preserve">## [3,]  0.34096724 -0.5952969 -1.0043910</w:t>
-      </w:r>
-      <w:r>
-        <w:br/>
-      </w:r>
-      <w:r>
-        <w:rPr>
-          <w:rStyle w:val="VerbatimChar"/>
-        </w:rPr>
-        <w:t xml:space="preserve">## [4,]  0.50612617 -0.7898324 -1.0039893</w:t>
-      </w:r>
-      <w:r>
-        <w:br/>
-      </w:r>
-      <w:r>
-        <w:rPr>
-          <w:rStyle w:val="VerbatimChar"/>
-        </w:rPr>
-        <w:t xml:space="preserve">## [5,]  0.62336516 -0.9447847 -0.9363730</w:t>
-      </w:r>
-      <w:r>
-        <w:br/>
-      </w:r>
-      <w:r>
-        <w:rPr>
-          <w:rStyle w:val="VerbatimChar"/>
-        </w:rPr>
-        <w:t xml:space="preserve">## [6,]  0.67888856 -1.0464779 -0.8055638</w:t>
+        <w:t xml:space="preserve">## [1,] -0.05189681 -0.2060184 -0.7911082</w:t>
+      </w:r>
+      <w:r>
+        <w:br/>
+      </w:r>
+      <w:r>
+        <w:rPr>
+          <w:rStyle w:val="VerbatimChar"/>
+        </w:rPr>
+        <w:t xml:space="preserve">## [2,]  0.15044291 -0.4412331 -0.9234830</w:t>
+      </w:r>
+      <w:r>
+        <w:br/>
+      </w:r>
+      <w:r>
+        <w:rPr>
+          <w:rStyle w:val="VerbatimChar"/>
+        </w:rPr>
+        <w:t xml:space="preserve">## [3,]  0.34958565 -0.6678042 -0.9957870</w:t>
+      </w:r>
+      <w:r>
+        <w:br/>
+      </w:r>
+      <w:r>
+        <w:rPr>
+          <w:rStyle w:val="VerbatimChar"/>
+        </w:rPr>
+        <w:t xml:space="preserve">## [4,]  0.51655275 -0.8676556 -0.9939968</w:t>
+      </w:r>
+      <w:r>
+        <w:br/>
+      </w:r>
+      <w:r>
+        <w:rPr>
+          <w:rStyle w:val="VerbatimChar"/>
+        </w:rPr>
+        <w:t xml:space="preserve">## [5,]  0.63419396 -1.0242901 -0.9249365</w:t>
+      </w:r>
+      <w:r>
+        <w:br/>
+      </w:r>
+      <w:r>
+        <w:rPr>
+          <w:rStyle w:val="VerbatimChar"/>
+        </w:rPr>
+        <w:t xml:space="preserve">## [6,]  0.68847424 -1.1234465 -0.7943321</w:t>
       </w:r>
     </w:p>
     <w:p>
@@ -1247,52 +1247,52 @@
         <w:rPr>
           <w:rStyle w:val="VerbatimChar"/>
         </w:rPr>
-        <w:t xml:space="preserve">##             [,1]       [,2]       [,3]</w:t>
-      </w:r>
-      <w:r>
-        <w:br/>
-      </w:r>
-      <w:r>
-        <w:rPr>
-          <w:rStyle w:val="VerbatimChar"/>
-        </w:rPr>
-        <w:t xml:space="preserve">## [1,]  0.61626506 -1.0731096 -0.4345135</w:t>
-      </w:r>
-      <w:r>
-        <w:br/>
-      </w:r>
-      <w:r>
-        <w:rPr>
-          <w:rStyle w:val="VerbatimChar"/>
-        </w:rPr>
-        <w:t xml:space="preserve">## [2,]  0.50499797 -1.0158950 -0.1826452</w:t>
-      </w:r>
-      <w:r>
-        <w:br/>
-      </w:r>
-      <w:r>
-        <w:rPr>
-          <w:rStyle w:val="VerbatimChar"/>
-        </w:rPr>
-        <w:t xml:space="preserve">## [3,]  0.03997943 -1.9188428  1.7613868</w:t>
-      </w:r>
-      <w:r>
-        <w:br/>
-      </w:r>
-      <w:r>
-        <w:rPr>
-          <w:rStyle w:val="VerbatimChar"/>
-        </w:rPr>
-        <w:t xml:space="preserve">## [4,] -0.83068454  0.1051523  1.6826670</w:t>
-      </w:r>
-      <w:r>
-        <w:br/>
-      </w:r>
-      <w:r>
-        <w:rPr>
-          <w:rStyle w:val="VerbatimChar"/>
-        </w:rPr>
-        <w:t xml:space="preserve">## [5,] -0.81963670 -0.2587720  1.3591095</w:t>
+        <w:t xml:space="preserve">##             [,1]        [,2]       [,3]</w:t>
+      </w:r>
+      <w:r>
+        <w:br/>
+      </w:r>
+      <w:r>
+        <w:rPr>
+          <w:rStyle w:val="VerbatimChar"/>
+        </w:rPr>
+        <w:t xml:space="preserve">## [1,]  0.62065566 -1.13559115 -0.4259311</w:t>
+      </w:r>
+      <w:r>
+        <w:br/>
+      </w:r>
+      <w:r>
+        <w:rPr>
+          <w:rStyle w:val="VerbatimChar"/>
+        </w:rPr>
+        <w:t xml:space="preserve">## [2,]  0.50373840 -1.06336176 -0.1788501</w:t>
+      </w:r>
+      <w:r>
+        <w:br/>
+      </w:r>
+      <w:r>
+        <w:rPr>
+          <w:rStyle w:val="VerbatimChar"/>
+        </w:rPr>
+        <w:t xml:space="preserve">## [3,]  0.02557786 -1.95616591  1.7217363</w:t>
+      </w:r>
+      <w:r>
+        <w:br/>
+      </w:r>
+      <w:r>
+        <w:rPr>
+          <w:rStyle w:val="VerbatimChar"/>
+        </w:rPr>
+        <w:t xml:space="preserve">## [4,] -0.83109576  0.06882981  1.6633676</w:t>
+      </w:r>
+      <w:r>
+        <w:br/>
+      </w:r>
+      <w:r>
+        <w:rPr>
+          <w:rStyle w:val="VerbatimChar"/>
+        </w:rPr>
+        <w:t xml:space="preserve">## [5,] -0.83078849 -0.26523849  1.3086138</w:t>
       </w:r>
     </w:p>
     <w:p>
@@ -1310,7 +1310,11 @@
       </w:r>
     </w:p>
     <w:bookmarkEnd w:id="23"/>
-    <w:sectPr/>
+    <w:sectPr>
+      <w:footnotePr>
+        <w:numRestart w:val="eachSect"/>
+      </w:footnotePr>
+    </w:sectPr>
   </w:body>
 </w:document>
 </file>
@@ -1482,8 +1486,6 @@
     </w:pPr>
     <w:rPr>
       <w:rFonts w:asciiTheme="majorHAnsi" w:cstheme="majorBidi" w:eastAsiaTheme="majorEastAsia" w:hAnsiTheme="majorHAnsi"/>
-      <w:spacing w:val="-10"/>
-      <w:kern w:val="28"/>
       <w:sz w:val="56"/>
       <w:szCs w:val="56"/>
     </w:rPr>
@@ -1496,15 +1498,13 @@
     <w:rsid w:val="00A10FD9"/>
     <w:rPr>
       <w:rFonts w:asciiTheme="majorHAnsi" w:cstheme="majorBidi" w:eastAsiaTheme="majorEastAsia" w:hAnsiTheme="majorHAnsi"/>
-      <w:spacing w:val="-10"/>
-      <w:kern w:val="28"/>
       <w:sz w:val="56"/>
       <w:szCs w:val="56"/>
     </w:rPr>
   </w:style>
   <w:style w:styleId="Subtitle" w:type="paragraph">
     <w:name w:val="Subtitle"/>
-    <w:basedOn w:val="Normal"/>
+    <w:basedOn w:val="Title"/>
     <w:next w:val="BodyText"/>
     <w:link w:val="SubtitleChar"/>
     <w:uiPriority w:val="11"/>
@@ -1517,7 +1517,6 @@
     </w:pPr>
     <w:rPr>
       <w:rFonts w:cstheme="majorBidi" w:eastAsiaTheme="majorEastAsia"/>
-      <w:color w:themeColor="text1" w:themeTint="A6" w:val="595959"/>
       <w:spacing w:val="15"/>
       <w:sz w:val="28"/>
       <w:szCs w:val="28"/>
@@ -1539,23 +1538,31 @@
   </w:style>
   <w:style w:customStyle="1" w:styleId="Author" w:type="paragraph">
     <w:name w:val="Author"/>
+    <w:basedOn w:val="Title"/>
     <w:next w:val="BodyText"/>
     <w:qFormat/>
     <w:pPr>
       <w:keepNext/>
       <w:keepLines/>
-      <w:jc w:val="center"/>
     </w:pPr>
+    <w:rPr>
+      <w:sz w:val="24"/>
+      <w:szCs w:val="24"/>
+    </w:rPr>
   </w:style>
   <w:style w:styleId="Date" w:type="paragraph">
     <w:name w:val="Date"/>
+    <w:basedOn w:val="Title"/>
     <w:next w:val="BodyText"/>
     <w:qFormat/>
     <w:pPr>
       <w:keepNext/>
       <w:keepLines/>
-      <w:jc w:val="center"/>
     </w:pPr>
+    <w:rPr>
+      <w:sz w:val="24"/>
+      <w:szCs w:val="24"/>
+    </w:rPr>
   </w:style>
   <w:style w:customStyle="1" w:styleId="AbstractTitle" w:type="paragraph">
     <w:name w:val="Abstract Title"/>
@@ -1570,7 +1577,6 @@
     </w:pPr>
     <w:rPr>
       <w:b/>
-      <w:color w:val="345A8A"/>
       <w:sz w:val="20"/>
       <w:szCs w:val="20"/>
     </w:rPr>

--- a/examples/timeseries/doc/ts_encode.docx
+++ b/examples/timeseries/doc/ts_encode.docx
@@ -1027,61 +1027,61 @@
         <w:rPr>
           <w:rStyle w:val="VerbatimChar"/>
         </w:rPr>
-        <w:t xml:space="preserve">##             [,1]       [,2]       [,3]</w:t>
-      </w:r>
-      <w:r>
-        <w:br/>
-      </w:r>
-      <w:r>
-        <w:rPr>
-          <w:rStyle w:val="VerbatimChar"/>
-        </w:rPr>
-        <w:t xml:space="preserve">## [1,] -0.05189681 -0.2060184 -0.7911082</w:t>
-      </w:r>
-      <w:r>
-        <w:br/>
-      </w:r>
-      <w:r>
-        <w:rPr>
-          <w:rStyle w:val="VerbatimChar"/>
-        </w:rPr>
-        <w:t xml:space="preserve">## [2,]  0.15044291 -0.4412331 -0.9234830</w:t>
-      </w:r>
-      <w:r>
-        <w:br/>
-      </w:r>
-      <w:r>
-        <w:rPr>
-          <w:rStyle w:val="VerbatimChar"/>
-        </w:rPr>
-        <w:t xml:space="preserve">## [3,]  0.34958565 -0.6678042 -0.9957870</w:t>
-      </w:r>
-      <w:r>
-        <w:br/>
-      </w:r>
-      <w:r>
-        <w:rPr>
-          <w:rStyle w:val="VerbatimChar"/>
-        </w:rPr>
-        <w:t xml:space="preserve">## [4,]  0.51655275 -0.8676556 -0.9939968</w:t>
-      </w:r>
-      <w:r>
-        <w:br/>
-      </w:r>
-      <w:r>
-        <w:rPr>
-          <w:rStyle w:val="VerbatimChar"/>
-        </w:rPr>
-        <w:t xml:space="preserve">## [5,]  0.63419396 -1.0242901 -0.9249365</w:t>
-      </w:r>
-      <w:r>
-        <w:br/>
-      </w:r>
-      <w:r>
-        <w:rPr>
-          <w:rStyle w:val="VerbatimChar"/>
-        </w:rPr>
-        <w:t xml:space="preserve">## [6,]  0.68847424 -1.1234465 -0.7943321</w:t>
+        <w:t xml:space="preserve">##           [,1]       [,2]     [,3]</w:t>
+      </w:r>
+      <w:r>
+        <w:br/>
+      </w:r>
+      <w:r>
+        <w:rPr>
+          <w:rStyle w:val="VerbatimChar"/>
+        </w:rPr>
+        <w:t xml:space="preserve">## [1,] 0.6753668 -0.3791898 1.171986</w:t>
+      </w:r>
+      <w:r>
+        <w:br/>
+      </w:r>
+      <w:r>
+        <w:rPr>
+          <w:rStyle w:val="VerbatimChar"/>
+        </w:rPr>
+        <w:t xml:space="preserve">## [2,] 0.8804240 -0.0636574 1.401429</w:t>
+      </w:r>
+      <w:r>
+        <w:br/>
+      </w:r>
+      <w:r>
+        <w:rPr>
+          <w:rStyle w:val="VerbatimChar"/>
+        </w:rPr>
+        <w:t xml:space="preserve">## [3,] 1.0130458  0.2361150 1.537756</w:t>
+      </w:r>
+      <w:r>
+        <w:br/>
+      </w:r>
+      <w:r>
+        <w:rPr>
+          <w:rStyle w:val="VerbatimChar"/>
+        </w:rPr>
+        <w:t xml:space="preserve">## [4,] 1.0782150  0.5234396 1.598109</w:t>
+      </w:r>
+      <w:r>
+        <w:br/>
+      </w:r>
+      <w:r>
+        <w:rPr>
+          <w:rStyle w:val="VerbatimChar"/>
+        </w:rPr>
+        <w:t xml:space="preserve">## [5,] 1.0797271  0.7814581 1.576413</w:t>
+      </w:r>
+      <w:r>
+        <w:br/>
+      </w:r>
+      <w:r>
+        <w:rPr>
+          <w:rStyle w:val="VerbatimChar"/>
+        </w:rPr>
+        <w:t xml:space="preserve">## [6,] 1.0157913  0.9779450 1.470874</w:t>
       </w:r>
     </w:p>
     <w:p>
@@ -1156,25 +1156,25 @@
         <w:rPr>
           <w:rStyle w:val="VerbatimChar"/>
         </w:rPr>
-        <w:t xml:space="preserve">## 3 0.7984871 0.6247240  0.4121185  0.1738895 -2.7054403</w:t>
-      </w:r>
-      <w:r>
-        <w:br/>
-      </w:r>
-      <w:r>
-        <w:rPr>
-          <w:rStyle w:val="VerbatimChar"/>
-        </w:rPr>
-        <w:t xml:space="preserve">## 4 0.6247240 0.4121185  0.1738895 -2.7054403 -0.3195192</w:t>
-      </w:r>
-      <w:r>
-        <w:br/>
-      </w:r>
-      <w:r>
-        <w:rPr>
-          <w:rStyle w:val="VerbatimChar"/>
-        </w:rPr>
-        <w:t xml:space="preserve">## 5 0.4121185 0.1738895 -2.7054403 -0.3195192 -0.5440211</w:t>
+        <w:t xml:space="preserve">## 3 0.7984871 0.6247240  0.4121185  0.1738895 -0.4509067</w:t>
+      </w:r>
+      <w:r>
+        <w:br/>
+      </w:r>
+      <w:r>
+        <w:rPr>
+          <w:rStyle w:val="VerbatimChar"/>
+        </w:rPr>
+        <w:t xml:space="preserve">## 4 0.6247240 0.4121185  0.1738895 -0.4509067 -0.3195192</w:t>
+      </w:r>
+      <w:r>
+        <w:br/>
+      </w:r>
+      <w:r>
+        <w:rPr>
+          <w:rStyle w:val="VerbatimChar"/>
+        </w:rPr>
+        <w:t xml:space="preserve">## 5 0.4121185 0.1738895 -0.4509067 -0.3195192 -0.5440211</w:t>
       </w:r>
     </w:p>
     <w:p>
@@ -1247,52 +1247,52 @@
         <w:rPr>
           <w:rStyle w:val="VerbatimChar"/>
         </w:rPr>
-        <w:t xml:space="preserve">##             [,1]        [,2]       [,3]</w:t>
-      </w:r>
-      <w:r>
-        <w:br/>
-      </w:r>
-      <w:r>
-        <w:rPr>
-          <w:rStyle w:val="VerbatimChar"/>
-        </w:rPr>
-        <w:t xml:space="preserve">## [1,]  0.62065566 -1.13559115 -0.4259311</w:t>
-      </w:r>
-      <w:r>
-        <w:br/>
-      </w:r>
-      <w:r>
-        <w:rPr>
-          <w:rStyle w:val="VerbatimChar"/>
-        </w:rPr>
-        <w:t xml:space="preserve">## [2,]  0.50373840 -1.06336176 -0.1788501</w:t>
-      </w:r>
-      <w:r>
-        <w:br/>
-      </w:r>
-      <w:r>
-        <w:rPr>
-          <w:rStyle w:val="VerbatimChar"/>
-        </w:rPr>
-        <w:t xml:space="preserve">## [3,]  0.02557786 -1.95616591  1.7217363</w:t>
-      </w:r>
-      <w:r>
-        <w:br/>
-      </w:r>
-      <w:r>
-        <w:rPr>
-          <w:rStyle w:val="VerbatimChar"/>
-        </w:rPr>
-        <w:t xml:space="preserve">## [4,] -0.83109576  0.06882981  1.6633676</w:t>
-      </w:r>
-      <w:r>
-        <w:br/>
-      </w:r>
-      <w:r>
-        <w:rPr>
-          <w:rStyle w:val="VerbatimChar"/>
-        </w:rPr>
-        <w:t xml:space="preserve">## [5,] -0.83078849 -0.26523849  1.3086138</w:t>
+        <w:t xml:space="preserve">##              [,1]      [,2]       [,3]</w:t>
+      </w:r>
+      <w:r>
+        <w:br/>
+      </w:r>
+      <w:r>
+        <w:rPr>
+          <w:rStyle w:val="VerbatimChar"/>
+        </w:rPr>
+        <w:t xml:space="preserve">## [1,]  0.741674900 1.0997277 1.10806274</w:t>
+      </w:r>
+      <w:r>
+        <w:br/>
+      </w:r>
+      <w:r>
+        <w:rPr>
+          <w:rStyle w:val="VerbatimChar"/>
+        </w:rPr>
+        <w:t xml:space="preserve">## [2,]  0.521072030 1.0457724 0.84767139</w:t>
+      </w:r>
+      <w:r>
+        <w:br/>
+      </w:r>
+      <w:r>
+        <w:rPr>
+          <w:rStyle w:val="VerbatimChar"/>
+        </w:rPr>
+        <w:t xml:space="preserve">## [3,]  0.257656157 1.1258701 0.50273424</w:t>
+      </w:r>
+      <w:r>
+        <w:br/>
+      </w:r>
+      <w:r>
+        <w:rPr>
+          <w:rStyle w:val="VerbatimChar"/>
+        </w:rPr>
+        <w:t xml:space="preserve">## [4,]  0.003781578 0.7694406 0.16943190</w:t>
+      </w:r>
+      <w:r>
+        <w:br/>
+      </w:r>
+      <w:r>
+        <w:rPr>
+          <w:rStyle w:val="VerbatimChar"/>
+        </w:rPr>
+        <w:t xml:space="preserve">## [5,] -0.279166877 0.5346124 0.02397951</w:t>
       </w:r>
     </w:p>
     <w:p>

--- a/examples/timeseries/doc/ts_encode.docx
+++ b/examples/timeseries/doc/ts_encode.docx
@@ -1027,61 +1027,61 @@
         <w:rPr>
           <w:rStyle w:val="VerbatimChar"/>
         </w:rPr>
-        <w:t xml:space="preserve">##           [,1]       [,2]     [,3]</w:t>
-      </w:r>
-      <w:r>
-        <w:br/>
-      </w:r>
-      <w:r>
-        <w:rPr>
-          <w:rStyle w:val="VerbatimChar"/>
-        </w:rPr>
-        <w:t xml:space="preserve">## [1,] 0.6753668 -0.3791898 1.171986</w:t>
-      </w:r>
-      <w:r>
-        <w:br/>
-      </w:r>
-      <w:r>
-        <w:rPr>
-          <w:rStyle w:val="VerbatimChar"/>
-        </w:rPr>
-        <w:t xml:space="preserve">## [2,] 0.8804240 -0.0636574 1.401429</w:t>
-      </w:r>
-      <w:r>
-        <w:br/>
-      </w:r>
-      <w:r>
-        <w:rPr>
-          <w:rStyle w:val="VerbatimChar"/>
-        </w:rPr>
-        <w:t xml:space="preserve">## [3,] 1.0130458  0.2361150 1.537756</w:t>
-      </w:r>
-      <w:r>
-        <w:br/>
-      </w:r>
-      <w:r>
-        <w:rPr>
-          <w:rStyle w:val="VerbatimChar"/>
-        </w:rPr>
-        <w:t xml:space="preserve">## [4,] 1.0782150  0.5234396 1.598109</w:t>
-      </w:r>
-      <w:r>
-        <w:br/>
-      </w:r>
-      <w:r>
-        <w:rPr>
-          <w:rStyle w:val="VerbatimChar"/>
-        </w:rPr>
-        <w:t xml:space="preserve">## [5,] 1.0797271  0.7814581 1.576413</w:t>
-      </w:r>
-      <w:r>
-        <w:br/>
-      </w:r>
-      <w:r>
-        <w:rPr>
-          <w:rStyle w:val="VerbatimChar"/>
-        </w:rPr>
-        <w:t xml:space="preserve">## [6,] 1.0157913  0.9779450 1.470874</w:t>
+        <w:t xml:space="preserve">##           [,1]        [,2]     [,3]</w:t>
+      </w:r>
+      <w:r>
+        <w:br/>
+      </w:r>
+      <w:r>
+        <w:rPr>
+          <w:rStyle w:val="VerbatimChar"/>
+        </w:rPr>
+        <w:t xml:space="preserve">## [1,] 0.6691864 -0.37068757 1.153069</w:t>
+      </w:r>
+      <w:r>
+        <w:br/>
+      </w:r>
+      <w:r>
+        <w:rPr>
+          <w:rStyle w:val="VerbatimChar"/>
+        </w:rPr>
+        <w:t xml:space="preserve">## [2,] 0.8749530 -0.05757284 1.376776</w:t>
+      </w:r>
+      <w:r>
+        <w:br/>
+      </w:r>
+      <w:r>
+        <w:rPr>
+          <w:rStyle w:val="VerbatimChar"/>
+        </w:rPr>
+        <w:t xml:space="preserve">## [3,] 1.0064205  0.26416603 1.519738</w:t>
+      </w:r>
+      <w:r>
+        <w:br/>
+      </w:r>
+      <w:r>
+        <w:rPr>
+          <w:rStyle w:val="VerbatimChar"/>
+        </w:rPr>
+        <w:t xml:space="preserve">## [4,] 1.0720091  0.56506705 1.582103</w:t>
+      </w:r>
+      <w:r>
+        <w:br/>
+      </w:r>
+      <w:r>
+        <w:rPr>
+          <w:rStyle w:val="VerbatimChar"/>
+        </w:rPr>
+        <w:t xml:space="preserve">## [5,] 1.0732321  0.82569879 1.561024</w:t>
+      </w:r>
+      <w:r>
+        <w:br/>
+      </w:r>
+      <w:r>
+        <w:rPr>
+          <w:rStyle w:val="VerbatimChar"/>
+        </w:rPr>
+        <w:t xml:space="preserve">## [6,] 1.0076437  1.02184570 1.455008</w:t>
       </w:r>
     </w:p>
     <w:p>
@@ -1256,43 +1256,43 @@
         <w:rPr>
           <w:rStyle w:val="VerbatimChar"/>
         </w:rPr>
-        <w:t xml:space="preserve">## [1,]  0.741674900 1.0997277 1.10806274</w:t>
-      </w:r>
-      <w:r>
-        <w:br/>
-      </w:r>
-      <w:r>
-        <w:rPr>
-          <w:rStyle w:val="VerbatimChar"/>
-        </w:rPr>
-        <w:t xml:space="preserve">## [2,]  0.521072030 1.0457724 0.84767139</w:t>
-      </w:r>
-      <w:r>
-        <w:br/>
-      </w:r>
-      <w:r>
-        <w:rPr>
-          <w:rStyle w:val="VerbatimChar"/>
-        </w:rPr>
-        <w:t xml:space="preserve">## [3,]  0.257656157 1.1258701 0.50273424</w:t>
-      </w:r>
-      <w:r>
-        <w:br/>
-      </w:r>
-      <w:r>
-        <w:rPr>
-          <w:rStyle w:val="VerbatimChar"/>
-        </w:rPr>
-        <w:t xml:space="preserve">## [4,]  0.003781578 0.7694406 0.16943190</w:t>
-      </w:r>
-      <w:r>
-        <w:br/>
-      </w:r>
-      <w:r>
-        <w:rPr>
-          <w:rStyle w:val="VerbatimChar"/>
-        </w:rPr>
-        <w:t xml:space="preserve">## [5,] -0.279166877 0.5346124 0.02397951</w:t>
+        <w:t xml:space="preserve">## [1,]  0.728646576 1.1222869 1.09355867</w:t>
+      </w:r>
+      <w:r>
+        <w:br/>
+      </w:r>
+      <w:r>
+        <w:rPr>
+          <w:rStyle w:val="VerbatimChar"/>
+        </w:rPr>
+        <w:t xml:space="preserve">## [2,]  0.506788135 1.0543281 0.83163089</w:t>
+      </w:r>
+      <w:r>
+        <w:br/>
+      </w:r>
+      <w:r>
+        <w:rPr>
+          <w:rStyle w:val="VerbatimChar"/>
+        </w:rPr>
+        <w:t xml:space="preserve">## [3,]  0.242448345 1.1260391 0.48577148</w:t>
+      </w:r>
+      <w:r>
+        <w:br/>
+      </w:r>
+      <w:r>
+        <w:rPr>
+          <w:rStyle w:val="VerbatimChar"/>
+        </w:rPr>
+        <w:t xml:space="preserve">## [4,] -0.005532436 0.7823710 0.16219011</w:t>
+      </w:r>
+      <w:r>
+        <w:br/>
+      </w:r>
+      <w:r>
+        <w:rPr>
+          <w:rStyle w:val="VerbatimChar"/>
+        </w:rPr>
+        <w:t xml:space="preserve">## [5,] -0.292499125 0.5535504 0.01917524</w:t>
       </w:r>
     </w:p>
     <w:p>

--- a/examples/timeseries/doc/ts_encode.docx
+++ b/examples/timeseries/doc/ts_encode.docx
@@ -1027,61 +1027,61 @@
         <w:rPr>
           <w:rStyle w:val="VerbatimChar"/>
         </w:rPr>
-        <w:t xml:space="preserve">##           [,1]        [,2]     [,3]</w:t>
-      </w:r>
-      <w:r>
-        <w:br/>
-      </w:r>
-      <w:r>
-        <w:rPr>
-          <w:rStyle w:val="VerbatimChar"/>
-        </w:rPr>
-        <w:t xml:space="preserve">## [1,] 0.6691864 -0.37068757 1.153069</w:t>
-      </w:r>
-      <w:r>
-        <w:br/>
-      </w:r>
-      <w:r>
-        <w:rPr>
-          <w:rStyle w:val="VerbatimChar"/>
-        </w:rPr>
-        <w:t xml:space="preserve">## [2,] 0.8749530 -0.05757284 1.376776</w:t>
-      </w:r>
-      <w:r>
-        <w:br/>
-      </w:r>
-      <w:r>
-        <w:rPr>
-          <w:rStyle w:val="VerbatimChar"/>
-        </w:rPr>
-        <w:t xml:space="preserve">## [3,] 1.0064205  0.26416603 1.519738</w:t>
-      </w:r>
-      <w:r>
-        <w:br/>
-      </w:r>
-      <w:r>
-        <w:rPr>
-          <w:rStyle w:val="VerbatimChar"/>
-        </w:rPr>
-        <w:t xml:space="preserve">## [4,] 1.0720091  0.56506705 1.582103</w:t>
-      </w:r>
-      <w:r>
-        <w:br/>
-      </w:r>
-      <w:r>
-        <w:rPr>
-          <w:rStyle w:val="VerbatimChar"/>
-        </w:rPr>
-        <w:t xml:space="preserve">## [5,] 1.0732321  0.82569879 1.561024</w:t>
-      </w:r>
-      <w:r>
-        <w:br/>
-      </w:r>
-      <w:r>
-        <w:rPr>
-          <w:rStyle w:val="VerbatimChar"/>
-        </w:rPr>
-        <w:t xml:space="preserve">## [6,] 1.0076437  1.02184570 1.455008</w:t>
+        <w:t xml:space="preserve">##           [,1]         [,2]     [,3]</w:t>
+      </w:r>
+      <w:r>
+        <w:br/>
+      </w:r>
+      <w:r>
+        <w:rPr>
+          <w:rStyle w:val="VerbatimChar"/>
+        </w:rPr>
+        <w:t xml:space="preserve">## [1,] 0.6563784 -0.318117946 1.178581</w:t>
+      </w:r>
+      <w:r>
+        <w:br/>
+      </w:r>
+      <w:r>
+        <w:rPr>
+          <w:rStyle w:val="VerbatimChar"/>
+        </w:rPr>
+        <w:t xml:space="preserve">## [2,] 0.8615506 -0.003623566 1.411112</w:t>
+      </w:r>
+      <w:r>
+        <w:br/>
+      </w:r>
+      <w:r>
+        <w:rPr>
+          <w:rStyle w:val="VerbatimChar"/>
+        </w:rPr>
+        <w:t xml:space="preserve">## [3,] 0.9880378  0.308645815 1.555995</w:t>
+      </w:r>
+      <w:r>
+        <w:br/>
+      </w:r>
+      <w:r>
+        <w:rPr>
+          <w:rStyle w:val="VerbatimChar"/>
+        </w:rPr>
+        <w:t xml:space="preserve">## [4,] 1.0515734  0.593719304 1.621001</w:t>
+      </w:r>
+      <w:r>
+        <w:br/>
+      </w:r>
+      <w:r>
+        <w:rPr>
+          <w:rStyle w:val="VerbatimChar"/>
+        </w:rPr>
+        <w:t xml:space="preserve">## [5,] 1.0540284  0.847017884 1.600219</w:t>
+      </w:r>
+      <w:r>
+        <w:br/>
+      </w:r>
+      <w:r>
+        <w:rPr>
+          <w:rStyle w:val="VerbatimChar"/>
+        </w:rPr>
+        <w:t xml:space="preserve">## [6,] 0.9911107  1.037096739 1.493528</w:t>
       </w:r>
     </w:p>
     <w:p>
@@ -1247,52 +1247,52 @@
         <w:rPr>
           <w:rStyle w:val="VerbatimChar"/>
         </w:rPr>
-        <w:t xml:space="preserve">##              [,1]      [,2]       [,3]</w:t>
-      </w:r>
-      <w:r>
-        <w:br/>
-      </w:r>
-      <w:r>
-        <w:rPr>
-          <w:rStyle w:val="VerbatimChar"/>
-        </w:rPr>
-        <w:t xml:space="preserve">## [1,]  0.728646576 1.1222869 1.09355867</w:t>
-      </w:r>
-      <w:r>
-        <w:br/>
-      </w:r>
-      <w:r>
-        <w:rPr>
-          <w:rStyle w:val="VerbatimChar"/>
-        </w:rPr>
-        <w:t xml:space="preserve">## [2,]  0.506788135 1.0543281 0.83163089</w:t>
-      </w:r>
-      <w:r>
-        <w:br/>
-      </w:r>
-      <w:r>
-        <w:rPr>
-          <w:rStyle w:val="VerbatimChar"/>
-        </w:rPr>
-        <w:t xml:space="preserve">## [3,]  0.242448345 1.1260391 0.48577148</w:t>
-      </w:r>
-      <w:r>
-        <w:br/>
-      </w:r>
-      <w:r>
-        <w:rPr>
-          <w:rStyle w:val="VerbatimChar"/>
-        </w:rPr>
-        <w:t xml:space="preserve">## [4,] -0.005532436 0.7823710 0.16219011</w:t>
-      </w:r>
-      <w:r>
-        <w:br/>
-      </w:r>
-      <w:r>
-        <w:rPr>
-          <w:rStyle w:val="VerbatimChar"/>
-        </w:rPr>
-        <w:t xml:space="preserve">## [5,] -0.292499125 0.5535504 0.01917524</w:t>
+        <w:t xml:space="preserve">##            [,1]      [,2]      [,3]</w:t>
+      </w:r>
+      <w:r>
+        <w:br/>
+      </w:r>
+      <w:r>
+        <w:rPr>
+          <w:rStyle w:val="VerbatimChar"/>
+        </w:rPr>
+        <w:t xml:space="preserve">## [1,]  0.7181258 1.1358656 1.1240819</w:t>
+      </w:r>
+      <w:r>
+        <w:br/>
+      </w:r>
+      <w:r>
+        <w:rPr>
+          <w:rStyle w:val="VerbatimChar"/>
+        </w:rPr>
+        <w:t xml:space="preserve">## [2,]  0.4992536 1.0669665 0.8556746</w:t>
+      </w:r>
+      <w:r>
+        <w:br/>
+      </w:r>
+      <w:r>
+        <w:rPr>
+          <w:rStyle w:val="VerbatimChar"/>
+        </w:rPr>
+        <w:t xml:space="preserve">## [3,]  0.2268382 1.1480471 0.4812167</w:t>
+      </w:r>
+      <w:r>
+        <w:br/>
+      </w:r>
+      <w:r>
+        <w:rPr>
+          <w:rStyle w:val="VerbatimChar"/>
+        </w:rPr>
+        <w:t xml:space="preserve">## [4,] -0.0237147 0.7903721 0.1538208</w:t>
+      </w:r>
+      <w:r>
+        <w:br/>
+      </w:r>
+      <w:r>
+        <w:rPr>
+          <w:rStyle w:val="VerbatimChar"/>
+        </w:rPr>
+        <w:t xml:space="preserve">## [5,] -0.3052954 0.5490421 0.0147070</w:t>
       </w:r>
     </w:p>
     <w:p>

--- a/examples/timeseries/doc/ts_encode.docx
+++ b/examples/timeseries/doc/ts_encode.docx
@@ -1027,61 +1027,61 @@
         <w:rPr>
           <w:rStyle w:val="VerbatimChar"/>
         </w:rPr>
-        <w:t xml:space="preserve">##           [,1]         [,2]     [,3]</w:t>
-      </w:r>
-      <w:r>
-        <w:br/>
-      </w:r>
-      <w:r>
-        <w:rPr>
-          <w:rStyle w:val="VerbatimChar"/>
-        </w:rPr>
-        <w:t xml:space="preserve">## [1,] 0.6563784 -0.318117946 1.178581</w:t>
-      </w:r>
-      <w:r>
-        <w:br/>
-      </w:r>
-      <w:r>
-        <w:rPr>
-          <w:rStyle w:val="VerbatimChar"/>
-        </w:rPr>
-        <w:t xml:space="preserve">## [2,] 0.8615506 -0.003623566 1.411112</w:t>
-      </w:r>
-      <w:r>
-        <w:br/>
-      </w:r>
-      <w:r>
-        <w:rPr>
-          <w:rStyle w:val="VerbatimChar"/>
-        </w:rPr>
-        <w:t xml:space="preserve">## [3,] 0.9880378  0.308645815 1.555995</w:t>
-      </w:r>
-      <w:r>
-        <w:br/>
-      </w:r>
-      <w:r>
-        <w:rPr>
-          <w:rStyle w:val="VerbatimChar"/>
-        </w:rPr>
-        <w:t xml:space="preserve">## [4,] 1.0515734  0.593719304 1.621001</w:t>
-      </w:r>
-      <w:r>
-        <w:br/>
-      </w:r>
-      <w:r>
-        <w:rPr>
-          <w:rStyle w:val="VerbatimChar"/>
-        </w:rPr>
-        <w:t xml:space="preserve">## [5,] 1.0540284  0.847017884 1.600219</w:t>
-      </w:r>
-      <w:r>
-        <w:br/>
-      </w:r>
-      <w:r>
-        <w:rPr>
-          <w:rStyle w:val="VerbatimChar"/>
-        </w:rPr>
-        <w:t xml:space="preserve">## [6,] 0.9911107  1.037096739 1.493528</w:t>
+        <w:t xml:space="preserve">##           [,1]        [,2]     [,3]</w:t>
+      </w:r>
+      <w:r>
+        <w:br/>
+      </w:r>
+      <w:r>
+        <w:rPr>
+          <w:rStyle w:val="VerbatimChar"/>
+        </w:rPr>
+        <w:t xml:space="preserve">## [1,] 0.6638421 -0.38656411 1.179588</w:t>
+      </w:r>
+      <w:r>
+        <w:br/>
+      </w:r>
+      <w:r>
+        <w:rPr>
+          <w:rStyle w:val="VerbatimChar"/>
+        </w:rPr>
+        <w:t xml:space="preserve">## [2,] 0.8732539 -0.07645405 1.406608</w:t>
+      </w:r>
+      <w:r>
+        <w:br/>
+      </w:r>
+      <w:r>
+        <w:rPr>
+          <w:rStyle w:val="VerbatimChar"/>
+        </w:rPr>
+        <w:t xml:space="preserve">## [3,] 1.0112746  0.26627061 1.551590</w:t>
+      </w:r>
+      <w:r>
+        <w:br/>
+      </w:r>
+      <w:r>
+        <w:rPr>
+          <w:rStyle w:val="VerbatimChar"/>
+        </w:rPr>
+        <w:t xml:space="preserve">## [4,] 1.0828719  0.57983005 1.615404</w:t>
+      </w:r>
+      <w:r>
+        <w:br/>
+      </w:r>
+      <w:r>
+        <w:rPr>
+          <w:rStyle w:val="VerbatimChar"/>
+        </w:rPr>
+        <w:t xml:space="preserve">## [5,] 1.0885171  0.84533662 1.595773</w:t>
+      </w:r>
+      <w:r>
+        <w:br/>
+      </w:r>
+      <w:r>
+        <w:rPr>
+          <w:rStyle w:val="VerbatimChar"/>
+        </w:rPr>
+        <w:t xml:space="preserve">## [6,] 1.0263979  1.04486966 1.489297</w:t>
       </w:r>
     </w:p>
     <w:p>
@@ -1247,52 +1247,52 @@
         <w:rPr>
           <w:rStyle w:val="VerbatimChar"/>
         </w:rPr>
-        <w:t xml:space="preserve">##            [,1]      [,2]      [,3]</w:t>
-      </w:r>
-      <w:r>
-        <w:br/>
-      </w:r>
-      <w:r>
-        <w:rPr>
-          <w:rStyle w:val="VerbatimChar"/>
-        </w:rPr>
-        <w:t xml:space="preserve">## [1,]  0.7181258 1.1358656 1.1240819</w:t>
-      </w:r>
-      <w:r>
-        <w:br/>
-      </w:r>
-      <w:r>
-        <w:rPr>
-          <w:rStyle w:val="VerbatimChar"/>
-        </w:rPr>
-        <w:t xml:space="preserve">## [2,]  0.4992536 1.0669665 0.8556746</w:t>
-      </w:r>
-      <w:r>
-        <w:br/>
-      </w:r>
-      <w:r>
-        <w:rPr>
-          <w:rStyle w:val="VerbatimChar"/>
-        </w:rPr>
-        <w:t xml:space="preserve">## [3,]  0.2268382 1.1480471 0.4812167</w:t>
-      </w:r>
-      <w:r>
-        <w:br/>
-      </w:r>
-      <w:r>
-        <w:rPr>
-          <w:rStyle w:val="VerbatimChar"/>
-        </w:rPr>
-        <w:t xml:space="preserve">## [4,] -0.0237147 0.7903721 0.1538208</w:t>
-      </w:r>
-      <w:r>
-        <w:br/>
-      </w:r>
-      <w:r>
-        <w:rPr>
-          <w:rStyle w:val="VerbatimChar"/>
-        </w:rPr>
-        <w:t xml:space="preserve">## [5,] -0.3052954 0.5490421 0.0147070</w:t>
+        <w:t xml:space="preserve">##             [,1]     [,2]       [,3]</w:t>
+      </w:r>
+      <w:r>
+        <w:br/>
+      </w:r>
+      <w:r>
+        <w:rPr>
+          <w:rStyle w:val="VerbatimChar"/>
+        </w:rPr>
+        <w:t xml:space="preserve">## [1,]  0.74863261 1.145056 1.12175941</w:t>
+      </w:r>
+      <w:r>
+        <w:br/>
+      </w:r>
+      <w:r>
+        <w:rPr>
+          <w:rStyle w:val="VerbatimChar"/>
+        </w:rPr>
+        <w:t xml:space="preserve">## [2,]  0.52351600 1.070396 0.85521626</w:t>
+      </w:r>
+      <w:r>
+        <w:br/>
+      </w:r>
+      <w:r>
+        <w:rPr>
+          <w:rStyle w:val="VerbatimChar"/>
+        </w:rPr>
+        <w:t xml:space="preserve">## [3,]  0.24913132 1.148070 0.49815142</w:t>
+      </w:r>
+      <w:r>
+        <w:br/>
+      </w:r>
+      <w:r>
+        <w:rPr>
+          <w:rStyle w:val="VerbatimChar"/>
+        </w:rPr>
+        <w:t xml:space="preserve">## [4,] -0.01031452 0.792448 0.17310730</w:t>
+      </w:r>
+      <w:r>
+        <w:br/>
+      </w:r>
+      <w:r>
+        <w:rPr>
+          <w:rStyle w:val="VerbatimChar"/>
+        </w:rPr>
+        <w:t xml:space="preserve">## [5,] -0.29795974 0.555557 0.02812635</w:t>
       </w:r>
     </w:p>
     <w:p>

--- a/examples/timeseries/doc/ts_encode.docx
+++ b/examples/timeseries/doc/ts_encode.docx
@@ -1036,52 +1036,52 @@
         <w:rPr>
           <w:rStyle w:val="VerbatimChar"/>
         </w:rPr>
-        <w:t xml:space="preserve">## [1,] 0.6638421 -0.38656411 1.179588</w:t>
-      </w:r>
-      <w:r>
-        <w:br/>
-      </w:r>
-      <w:r>
-        <w:rPr>
-          <w:rStyle w:val="VerbatimChar"/>
-        </w:rPr>
-        <w:t xml:space="preserve">## [2,] 0.8732539 -0.07645405 1.406608</w:t>
-      </w:r>
-      <w:r>
-        <w:br/>
-      </w:r>
-      <w:r>
-        <w:rPr>
-          <w:rStyle w:val="VerbatimChar"/>
-        </w:rPr>
-        <w:t xml:space="preserve">## [3,] 1.0112746  0.26627061 1.551590</w:t>
-      </w:r>
-      <w:r>
-        <w:br/>
-      </w:r>
-      <w:r>
-        <w:rPr>
-          <w:rStyle w:val="VerbatimChar"/>
-        </w:rPr>
-        <w:t xml:space="preserve">## [4,] 1.0828719  0.57983005 1.615404</w:t>
-      </w:r>
-      <w:r>
-        <w:br/>
-      </w:r>
-      <w:r>
-        <w:rPr>
-          <w:rStyle w:val="VerbatimChar"/>
-        </w:rPr>
-        <w:t xml:space="preserve">## [5,] 1.0885171  0.84533662 1.595773</w:t>
-      </w:r>
-      <w:r>
-        <w:br/>
-      </w:r>
-      <w:r>
-        <w:rPr>
-          <w:rStyle w:val="VerbatimChar"/>
-        </w:rPr>
-        <w:t xml:space="preserve">## [6,] 1.0263979  1.04486966 1.489297</w:t>
+        <w:t xml:space="preserve">## [1,] 0.6518666 -0.39614785 1.189222</w:t>
+      </w:r>
+      <w:r>
+        <w:br/>
+      </w:r>
+      <w:r>
+        <w:rPr>
+          <w:rStyle w:val="VerbatimChar"/>
+        </w:rPr>
+        <w:t xml:space="preserve">## [2,] 0.8501031 -0.08980948 1.415072</w:t>
+      </w:r>
+      <w:r>
+        <w:br/>
+      </w:r>
+      <w:r>
+        <w:rPr>
+          <w:rStyle w:val="VerbatimChar"/>
+        </w:rPr>
+        <w:t xml:space="preserve">## [3,] 0.9710845  0.23477270 1.554415</w:t>
+      </w:r>
+      <w:r>
+        <w:br/>
+      </w:r>
+      <w:r>
+        <w:rPr>
+          <w:rStyle w:val="VerbatimChar"/>
+        </w:rPr>
+        <w:t xml:space="preserve">## [4,] 1.0283700  0.53165412 1.614706</w:t>
+      </w:r>
+      <w:r>
+        <w:br/>
+      </w:r>
+      <w:r>
+        <w:rPr>
+          <w:rStyle w:val="VerbatimChar"/>
+        </w:rPr>
+        <w:t xml:space="preserve">## [5,] 1.0217566  0.78434122 1.591501</w:t>
+      </w:r>
+      <w:r>
+        <w:br/>
+      </w:r>
+      <w:r>
+        <w:rPr>
+          <w:rStyle w:val="VerbatimChar"/>
+        </w:rPr>
+        <w:t xml:space="preserve">## [6,] 0.9503331  0.97536385 1.484298</w:t>
       </w:r>
     </w:p>
     <w:p>
@@ -1247,52 +1247,52 @@
         <w:rPr>
           <w:rStyle w:val="VerbatimChar"/>
         </w:rPr>
-        <w:t xml:space="preserve">##             [,1]     [,2]       [,3]</w:t>
-      </w:r>
-      <w:r>
-        <w:br/>
-      </w:r>
-      <w:r>
-        <w:rPr>
-          <w:rStyle w:val="VerbatimChar"/>
-        </w:rPr>
-        <w:t xml:space="preserve">## [1,]  0.74863261 1.145056 1.12175941</w:t>
-      </w:r>
-      <w:r>
-        <w:br/>
-      </w:r>
-      <w:r>
-        <w:rPr>
-          <w:rStyle w:val="VerbatimChar"/>
-        </w:rPr>
-        <w:t xml:space="preserve">## [2,]  0.52351600 1.070396 0.85521626</w:t>
-      </w:r>
-      <w:r>
-        <w:br/>
-      </w:r>
-      <w:r>
-        <w:rPr>
-          <w:rStyle w:val="VerbatimChar"/>
-        </w:rPr>
-        <w:t xml:space="preserve">## [3,]  0.24913132 1.148070 0.49815142</w:t>
-      </w:r>
-      <w:r>
-        <w:br/>
-      </w:r>
-      <w:r>
-        <w:rPr>
-          <w:rStyle w:val="VerbatimChar"/>
-        </w:rPr>
-        <w:t xml:space="preserve">## [4,] -0.01031452 0.792448 0.17310730</w:t>
-      </w:r>
-      <w:r>
-        <w:br/>
-      </w:r>
-      <w:r>
-        <w:rPr>
-          <w:rStyle w:val="VerbatimChar"/>
-        </w:rPr>
-        <w:t xml:space="preserve">## [5,] -0.29795974 0.555557 0.02812635</w:t>
+        <w:t xml:space="preserve">##             [,1]      [,2]       [,3]</w:t>
+      </w:r>
+      <w:r>
+        <w:br/>
+      </w:r>
+      <w:r>
+        <w:rPr>
+          <w:rStyle w:val="VerbatimChar"/>
+        </w:rPr>
+        <w:t xml:space="preserve">## [1,]  0.66712332 1.0842324 1.11889017</w:t>
+      </w:r>
+      <w:r>
+        <w:br/>
+      </w:r>
+      <w:r>
+        <w:rPr>
+          <w:rStyle w:val="VerbatimChar"/>
+        </w:rPr>
+        <w:t xml:space="preserve">## [2,]  0.45250687 1.0215405 0.85480708</w:t>
+      </w:r>
+      <w:r>
+        <w:br/>
+      </w:r>
+      <w:r>
+        <w:rPr>
+          <w:rStyle w:val="VerbatimChar"/>
+        </w:rPr>
+        <w:t xml:space="preserve">## [3,]  0.17652681 1.0908951 0.48825431</w:t>
+      </w:r>
+      <w:r>
+        <w:br/>
+      </w:r>
+      <w:r>
+        <w:rPr>
+          <w:rStyle w:val="VerbatimChar"/>
+        </w:rPr>
+        <w:t xml:space="preserve">## [4,] -0.06691389 0.7041873 0.16499273</w:t>
+      </w:r>
+      <w:r>
+        <w:br/>
+      </w:r>
+      <w:r>
+        <w:rPr>
+          <w:rStyle w:val="VerbatimChar"/>
+        </w:rPr>
+        <w:t xml:space="preserve">## [5,] -0.34686661 0.4433034 0.03073207</w:t>
       </w:r>
     </w:p>
     <w:p>

--- a/examples/timeseries/doc/ts_encode.docx
+++ b/examples/timeseries/doc/ts_encode.docx
@@ -2,7 +2,7 @@
 <file path=word/document.xml><?xml version="1.0" encoding="utf-8"?>
 <w:document xmlns:w="http://schemas.openxmlformats.org/wordprocessingml/2006/main" xmlns:m="http://schemas.openxmlformats.org/officeDocument/2006/math" xmlns:r="http://schemas.openxmlformats.org/officeDocument/2006/relationships" xmlns:o="urn:schemas-microsoft-com:office:office" xmlns:v="urn:schemas-microsoft-com:vml" xmlns:w10="urn:schemas-microsoft-com:office:word" xmlns:a="http://schemas.openxmlformats.org/drawingml/2006/main" xmlns:pic="http://schemas.openxmlformats.org/drawingml/2006/picture" xmlns:wp="http://schemas.openxmlformats.org/drawingml/2006/wordprocessingDrawing">
   <w:body>
-    <w:bookmarkStart w:id="23" w:name="time-series-encoding-encode"/>
+    <w:bookmarkStart w:id="12" w:name="time-series-encoding-encode"/>
     <w:p>
       <w:pPr>
         <w:pStyle w:val="Heading2"/>
@@ -536,18 +536,18 @@
           <wp:inline>
             <wp:extent cx="4620126" cy="3696101"/>
             <wp:effectExtent b="0" l="0" r="0" t="0"/>
-            <wp:docPr descr="" title="" id="21" name="Picture"/>
+            <wp:docPr descr="" title="" id="10" name="Picture"/>
             <a:graphic>
               <a:graphicData uri="http://schemas.openxmlformats.org/drawingml/2006/picture">
                 <pic:pic>
                   <pic:nvPicPr>
-                    <pic:cNvPr descr="/home/gpca/daltoolboxdp/examples/timeseries/doc/ts_encode_files/figure-docx/unnamed-chunk-4-1.png" id="22" name="Picture"/>
+                    <pic:cNvPr descr="C:\Git\dal\daltoolboxdp\examples\timeseries\doc\ts_encode_files/996437f0ef4b02187e64e6ca63b35260bd82ffa1.png" id="11" name="Picture"/>
                     <pic:cNvPicPr>
                       <a:picLocks noChangeArrowheads="1" noChangeAspect="1"/>
                     </pic:cNvPicPr>
                   </pic:nvPicPr>
                   <pic:blipFill>
-                    <a:blip r:embed="rId20"/>
+                    <a:blip r:embed="rId9"/>
                     <a:stretch>
                       <a:fillRect/>
                     </a:stretch>
@@ -1027,61 +1027,61 @@
         <w:rPr>
           <w:rStyle w:val="VerbatimChar"/>
         </w:rPr>
-        <w:t xml:space="preserve">##           [,1]        [,2]     [,3]</w:t>
-      </w:r>
-      <w:r>
-        <w:br/>
-      </w:r>
-      <w:r>
-        <w:rPr>
-          <w:rStyle w:val="VerbatimChar"/>
-        </w:rPr>
-        <w:t xml:space="preserve">## [1,] 0.6518666 -0.39614785 1.189222</w:t>
-      </w:r>
-      <w:r>
-        <w:br/>
-      </w:r>
-      <w:r>
-        <w:rPr>
-          <w:rStyle w:val="VerbatimChar"/>
-        </w:rPr>
-        <w:t xml:space="preserve">## [2,] 0.8501031 -0.08980948 1.415072</w:t>
-      </w:r>
-      <w:r>
-        <w:br/>
-      </w:r>
-      <w:r>
-        <w:rPr>
-          <w:rStyle w:val="VerbatimChar"/>
-        </w:rPr>
-        <w:t xml:space="preserve">## [3,] 0.9710845  0.23477270 1.554415</w:t>
-      </w:r>
-      <w:r>
-        <w:br/>
-      </w:r>
-      <w:r>
-        <w:rPr>
-          <w:rStyle w:val="VerbatimChar"/>
-        </w:rPr>
-        <w:t xml:space="preserve">## [4,] 1.0283700  0.53165412 1.614706</w:t>
-      </w:r>
-      <w:r>
-        <w:br/>
-      </w:r>
-      <w:r>
-        <w:rPr>
-          <w:rStyle w:val="VerbatimChar"/>
-        </w:rPr>
-        <w:t xml:space="preserve">## [5,] 1.0217566  0.78434122 1.591501</w:t>
-      </w:r>
-      <w:r>
-        <w:br/>
-      </w:r>
-      <w:r>
-        <w:rPr>
-          <w:rStyle w:val="VerbatimChar"/>
-        </w:rPr>
-        <w:t xml:space="preserve">## [6,] 0.9503331  0.97536385 1.484298</w:t>
+        <w:t xml:space="preserve">##             [,1]       [,2]      [,3]</w:t>
+      </w:r>
+      <w:r>
+        <w:br/>
+      </w:r>
+      <w:r>
+        <w:rPr>
+          <w:rStyle w:val="VerbatimChar"/>
+        </w:rPr>
+        <w:t xml:space="preserve">## [1,] -0.58791876 -0.6623528 0.4329058</w:t>
+      </w:r>
+      <w:r>
+        <w:br/>
+      </w:r>
+      <w:r>
+        <w:rPr>
+          <w:rStyle w:val="VerbatimChar"/>
+        </w:rPr>
+        <w:t xml:space="preserve">## [2,] -0.46181139 -0.8707486 0.5909081</w:t>
+      </w:r>
+      <w:r>
+        <w:br/>
+      </w:r>
+      <w:r>
+        <w:rPr>
+          <w:rStyle w:val="VerbatimChar"/>
+        </w:rPr>
+        <w:t xml:space="preserve">## [3,] -0.29848197 -1.0075243 0.7167485</w:t>
+      </w:r>
+      <w:r>
+        <w:br/>
+      </w:r>
+      <w:r>
+        <w:rPr>
+          <w:rStyle w:val="VerbatimChar"/>
+        </w:rPr>
+        <w:t xml:space="preserve">## [4,] -0.09607549 -1.0844626 0.7987470</w:t>
+      </w:r>
+      <w:r>
+        <w:br/>
+      </w:r>
+      <w:r>
+        <w:rPr>
+          <w:rStyle w:val="VerbatimChar"/>
+        </w:rPr>
+        <w:t xml:space="preserve">## [5,]  0.09359595 -1.1052122 0.8367527</w:t>
+      </w:r>
+      <w:r>
+        <w:br/>
+      </w:r>
+      <w:r>
+        <w:rPr>
+          <w:rStyle w:val="VerbatimChar"/>
+        </w:rPr>
+        <w:t xml:space="preserve">## [6,]  0.25734141 -1.0621089 0.8263159</w:t>
       </w:r>
     </w:p>
     <w:p>
@@ -1247,52 +1247,52 @@
         <w:rPr>
           <w:rStyle w:val="VerbatimChar"/>
         </w:rPr>
-        <w:t xml:space="preserve">##             [,1]      [,2]       [,3]</w:t>
-      </w:r>
-      <w:r>
-        <w:br/>
-      </w:r>
-      <w:r>
-        <w:rPr>
-          <w:rStyle w:val="VerbatimChar"/>
-        </w:rPr>
-        <w:t xml:space="preserve">## [1,]  0.66712332 1.0842324 1.11889017</w:t>
-      </w:r>
-      <w:r>
-        <w:br/>
-      </w:r>
-      <w:r>
-        <w:rPr>
-          <w:rStyle w:val="VerbatimChar"/>
-        </w:rPr>
-        <w:t xml:space="preserve">## [2,]  0.45250687 1.0215405 0.85480708</w:t>
-      </w:r>
-      <w:r>
-        <w:br/>
-      </w:r>
-      <w:r>
-        <w:rPr>
-          <w:rStyle w:val="VerbatimChar"/>
-        </w:rPr>
-        <w:t xml:space="preserve">## [3,]  0.17652681 1.0908951 0.48825431</w:t>
-      </w:r>
-      <w:r>
-        <w:br/>
-      </w:r>
-      <w:r>
-        <w:rPr>
-          <w:rStyle w:val="VerbatimChar"/>
-        </w:rPr>
-        <w:t xml:space="preserve">## [4,] -0.06691389 0.7041873 0.16499273</w:t>
-      </w:r>
-      <w:r>
-        <w:br/>
-      </w:r>
-      <w:r>
-        <w:rPr>
-          <w:rStyle w:val="VerbatimChar"/>
-        </w:rPr>
-        <w:t xml:space="preserve">## [5,] -0.34686661 0.4433034 0.03073207</w:t>
+        <w:t xml:space="preserve">##           [,1]       [,2]       [,3]</w:t>
+      </w:r>
+      <w:r>
+        <w:br/>
+      </w:r>
+      <w:r>
+        <w:rPr>
+          <w:rStyle w:val="VerbatimChar"/>
+        </w:rPr>
+        <w:t xml:space="preserve">## [1,] 0.4616863 -0.8077081  0.6694039</w:t>
+      </w:r>
+      <w:r>
+        <w:br/>
+      </w:r>
+      <w:r>
+        <w:rPr>
+          <w:rStyle w:val="VerbatimChar"/>
+        </w:rPr>
+        <w:t xml:space="preserve">## [2,] 0.4942211 -0.5852442  0.5281265</w:t>
+      </w:r>
+      <w:r>
+        <w:br/>
+      </w:r>
+      <w:r>
+        <w:rPr>
+          <w:rStyle w:val="VerbatimChar"/>
+        </w:rPr>
+        <w:t xml:space="preserve">## [3,] 0.6992936 -0.1135772  0.3044598</w:t>
+      </w:r>
+      <w:r>
+        <w:br/>
+      </w:r>
+      <w:r>
+        <w:rPr>
+          <w:rStyle w:val="VerbatimChar"/>
+        </w:rPr>
+        <w:t xml:space="preserve">## [4,] 0.5753309  0.2230003  0.1322699</w:t>
+      </w:r>
+      <w:r>
+        <w:br/>
+      </w:r>
+      <w:r>
+        <w:rPr>
+          <w:rStyle w:val="VerbatimChar"/>
+        </w:rPr>
+        <w:t xml:space="preserve">## [5,] 0.3480665  0.6163263 -0.1515697</w:t>
       </w:r>
     </w:p>
     <w:p>
@@ -1309,7 +1309,7 @@
         <w:t xml:space="preserve">- Goodfellow, I., Bengio, Y., &amp; Courville, A. (2016). Deep Learning. MIT Press. (Chapter on Autoencoders)</w:t>
       </w:r>
     </w:p>
-    <w:bookmarkEnd w:id="23"/>
+    <w:bookmarkEnd w:id="12"/>
     <w:sectPr>
       <w:footnotePr>
         <w:numRestart w:val="eachSect"/>
@@ -1431,10 +1431,10 @@
   <w:docDefaults>
     <w:rPrDefault>
       <w:rPr>
-        <w:rFonts w:asciiTheme="minorHAnsi" w:cstheme="minorBidi" w:eastAsiaTheme="minorHAnsi" w:hAnsiTheme="minorHAnsi"/>
+        <w:rFonts w:asciiTheme="minorHAnsi" w:cstheme="minorBidi" w:eastAsiaTheme="minorEastAsia" w:hAnsiTheme="minorHAnsi"/>
         <w:sz w:val="24"/>
         <w:szCs w:val="24"/>
-        <w:lang w:bidi="ar-SA" w:eastAsia="en-US" w:val="en-US"/>
+        <w:lang w:bidi="ar-SA" w:eastAsia="zh-CN" w:val="en-US"/>
       </w:rPr>
     </w:rPrDefault>
     <w:pPrDefault>
@@ -1975,13 +1975,6 @@
       </w:tblCellMar>
     </w:tblPr>
     <w:tblStylePr w:type="firstRow">
-      <w:tblPr>
-        <w:jc w:val="left"/>
-        <w:tblInd w:type="dxa" w:w="0"/>
-      </w:tblPr>
-      <w:trPr>
-        <w:jc w:val="left"/>
-      </w:trPr>
       <w:tcPr>
         <w:tcBorders>
           <w:bottom w:val="single"/>

--- a/examples/timeseries/doc/ts_encode.docx
+++ b/examples/timeseries/doc/ts_encode.docx
@@ -541,7 +541,7 @@
               <a:graphicData uri="http://schemas.openxmlformats.org/drawingml/2006/picture">
                 <pic:pic>
                   <pic:nvPicPr>
-                    <pic:cNvPr descr="C:\Git\dal\daltoolboxdp\examples\timeseries\doc\ts_encode_files/996437f0ef4b02187e64e6ca63b35260bd82ffa1.png" id="11" name="Picture"/>
+                    <pic:cNvPr descr="/home/gpca/daltoolboxdp/examples/timeseries/doc/ts_encode_files/8c6b857ed50fea675684c31cd93883bef0cd5e37.png" id="11" name="Picture"/>
                     <pic:cNvPicPr>
                       <a:picLocks noChangeArrowheads="1" noChangeAspect="1"/>
                     </pic:cNvPicPr>
@@ -1036,52 +1036,52 @@
         <w:rPr>
           <w:rStyle w:val="VerbatimChar"/>
         </w:rPr>
-        <w:t xml:space="preserve">## [1,] -0.58791876 -0.6623528 0.4329058</w:t>
-      </w:r>
-      <w:r>
-        <w:br/>
-      </w:r>
-      <w:r>
-        <w:rPr>
-          <w:rStyle w:val="VerbatimChar"/>
-        </w:rPr>
-        <w:t xml:space="preserve">## [2,] -0.46181139 -0.8707486 0.5909081</w:t>
-      </w:r>
-      <w:r>
-        <w:br/>
-      </w:r>
-      <w:r>
-        <w:rPr>
-          <w:rStyle w:val="VerbatimChar"/>
-        </w:rPr>
-        <w:t xml:space="preserve">## [3,] -0.29848197 -1.0075243 0.7167485</w:t>
-      </w:r>
-      <w:r>
-        <w:br/>
-      </w:r>
-      <w:r>
-        <w:rPr>
-          <w:rStyle w:val="VerbatimChar"/>
-        </w:rPr>
-        <w:t xml:space="preserve">## [4,] -0.09607549 -1.0844626 0.7987470</w:t>
-      </w:r>
-      <w:r>
-        <w:br/>
-      </w:r>
-      <w:r>
-        <w:rPr>
-          <w:rStyle w:val="VerbatimChar"/>
-        </w:rPr>
-        <w:t xml:space="preserve">## [5,]  0.09359595 -1.1052122 0.8367527</w:t>
-      </w:r>
-      <w:r>
-        <w:br/>
-      </w:r>
-      <w:r>
-        <w:rPr>
-          <w:rStyle w:val="VerbatimChar"/>
-        </w:rPr>
-        <w:t xml:space="preserve">## [6,]  0.25734141 -1.0621089 0.8263159</w:t>
+        <w:t xml:space="preserve">## [1,] -0.58792019 -0.6623527 0.4329056</w:t>
+      </w:r>
+      <w:r>
+        <w:br/>
+      </w:r>
+      <w:r>
+        <w:rPr>
+          <w:rStyle w:val="VerbatimChar"/>
+        </w:rPr>
+        <w:t xml:space="preserve">## [2,] -0.46181312 -0.8707486 0.5909079</w:t>
+      </w:r>
+      <w:r>
+        <w:br/>
+      </w:r>
+      <w:r>
+        <w:rPr>
+          <w:rStyle w:val="VerbatimChar"/>
+        </w:rPr>
+        <w:t xml:space="preserve">## [3,] -0.29848391 -1.0075245 0.7167483</w:t>
+      </w:r>
+      <w:r>
+        <w:br/>
+      </w:r>
+      <w:r>
+        <w:rPr>
+          <w:rStyle w:val="VerbatimChar"/>
+        </w:rPr>
+        <w:t xml:space="preserve">## [4,] -0.09607749 -1.0844630 0.7987469</w:t>
+      </w:r>
+      <w:r>
+        <w:br/>
+      </w:r>
+      <w:r>
+        <w:rPr>
+          <w:rStyle w:val="VerbatimChar"/>
+        </w:rPr>
+        <w:t xml:space="preserve">## [5,]  0.09359398 -1.1052126 0.8367527</w:t>
+      </w:r>
+      <w:r>
+        <w:br/>
+      </w:r>
+      <w:r>
+        <w:rPr>
+          <w:rStyle w:val="VerbatimChar"/>
+        </w:rPr>
+        <w:t xml:space="preserve">## [6,]  0.25733972 -1.0621094 0.8263161</w:t>
       </w:r>
     </w:p>
     <w:p>
@@ -1256,43 +1256,43 @@
         <w:rPr>
           <w:rStyle w:val="VerbatimChar"/>
         </w:rPr>
-        <w:t xml:space="preserve">## [1,] 0.4616863 -0.8077081  0.6694039</w:t>
-      </w:r>
-      <w:r>
-        <w:br/>
-      </w:r>
-      <w:r>
-        <w:rPr>
-          <w:rStyle w:val="VerbatimChar"/>
-        </w:rPr>
-        <w:t xml:space="preserve">## [2,] 0.4942211 -0.5852442  0.5281265</w:t>
-      </w:r>
-      <w:r>
-        <w:br/>
-      </w:r>
-      <w:r>
-        <w:rPr>
-          <w:rStyle w:val="VerbatimChar"/>
-        </w:rPr>
-        <w:t xml:space="preserve">## [3,] 0.6992936 -0.1135772  0.3044598</w:t>
-      </w:r>
-      <w:r>
-        <w:br/>
-      </w:r>
-      <w:r>
-        <w:rPr>
-          <w:rStyle w:val="VerbatimChar"/>
-        </w:rPr>
-        <w:t xml:space="preserve">## [4,] 0.5753309  0.2230003  0.1322699</w:t>
-      </w:r>
-      <w:r>
-        <w:br/>
-      </w:r>
-      <w:r>
-        <w:rPr>
-          <w:rStyle w:val="VerbatimChar"/>
-        </w:rPr>
-        <w:t xml:space="preserve">## [5,] 0.3480665  0.6163263 -0.1515697</w:t>
+        <w:t xml:space="preserve">## [1,] 0.4616853 -0.8077086  0.6694041</w:t>
+      </w:r>
+      <w:r>
+        <w:br/>
+      </w:r>
+      <w:r>
+        <w:rPr>
+          <w:rStyle w:val="VerbatimChar"/>
+        </w:rPr>
+        <w:t xml:space="preserve">## [2,] 0.4942204 -0.5852447  0.5281268</w:t>
+      </w:r>
+      <w:r>
+        <w:br/>
+      </w:r>
+      <w:r>
+        <w:rPr>
+          <w:rStyle w:val="VerbatimChar"/>
+        </w:rPr>
+        <w:t xml:space="preserve">## [3,] 0.6992936 -0.1135779  0.3044602</w:t>
+      </w:r>
+      <w:r>
+        <w:br/>
+      </w:r>
+      <w:r>
+        <w:rPr>
+          <w:rStyle w:val="VerbatimChar"/>
+        </w:rPr>
+        <w:t xml:space="preserve">## [4,] 0.5753316  0.2229997  0.1322706</w:t>
+      </w:r>
+      <w:r>
+        <w:br/>
+      </w:r>
+      <w:r>
+        <w:rPr>
+          <w:rStyle w:val="VerbatimChar"/>
+        </w:rPr>
+        <w:t xml:space="preserve">## [5,] 0.3480676  0.6163259 -0.1515691</w:t>
       </w:r>
     </w:p>
     <w:p>

--- a/examples/timeseries/doc/ts_encode.docx
+++ b/examples/timeseries/doc/ts_encode.docx
@@ -541,7 +541,7 @@
               <a:graphicData uri="http://schemas.openxmlformats.org/drawingml/2006/picture">
                 <pic:pic>
                   <pic:nvPicPr>
-                    <pic:cNvPr descr="/home/gpca/daltoolboxdp/examples/timeseries/doc/ts_encode_files/8c6b857ed50fea675684c31cd93883bef0cd5e37.png" id="11" name="Picture"/>
+                    <pic:cNvPr descr="C:\Git\dal\daltoolboxdp\examples\timeseries\doc\ts_encode_files/996437f0ef4b02187e64e6ca63b35260bd82ffa1.png" id="11" name="Picture"/>
                     <pic:cNvPicPr>
                       <a:picLocks noChangeArrowheads="1" noChangeAspect="1"/>
                     </pic:cNvPicPr>
@@ -1036,52 +1036,52 @@
         <w:rPr>
           <w:rStyle w:val="VerbatimChar"/>
         </w:rPr>
-        <w:t xml:space="preserve">## [1,] -0.58792019 -0.6623527 0.4329056</w:t>
-      </w:r>
-      <w:r>
-        <w:br/>
-      </w:r>
-      <w:r>
-        <w:rPr>
-          <w:rStyle w:val="VerbatimChar"/>
-        </w:rPr>
-        <w:t xml:space="preserve">## [2,] -0.46181312 -0.8707486 0.5909079</w:t>
-      </w:r>
-      <w:r>
-        <w:br/>
-      </w:r>
-      <w:r>
-        <w:rPr>
-          <w:rStyle w:val="VerbatimChar"/>
-        </w:rPr>
-        <w:t xml:space="preserve">## [3,] -0.29848391 -1.0075245 0.7167483</w:t>
-      </w:r>
-      <w:r>
-        <w:br/>
-      </w:r>
-      <w:r>
-        <w:rPr>
-          <w:rStyle w:val="VerbatimChar"/>
-        </w:rPr>
-        <w:t xml:space="preserve">## [4,] -0.09607749 -1.0844630 0.7987469</w:t>
-      </w:r>
-      <w:r>
-        <w:br/>
-      </w:r>
-      <w:r>
-        <w:rPr>
-          <w:rStyle w:val="VerbatimChar"/>
-        </w:rPr>
-        <w:t xml:space="preserve">## [5,]  0.09359398 -1.1052126 0.8367527</w:t>
-      </w:r>
-      <w:r>
-        <w:br/>
-      </w:r>
-      <w:r>
-        <w:rPr>
-          <w:rStyle w:val="VerbatimChar"/>
-        </w:rPr>
-        <w:t xml:space="preserve">## [6,]  0.25733972 -1.0621094 0.8263161</w:t>
+        <w:t xml:space="preserve">## [1,] -0.58791876 -0.6623528 0.4329058</w:t>
+      </w:r>
+      <w:r>
+        <w:br/>
+      </w:r>
+      <w:r>
+        <w:rPr>
+          <w:rStyle w:val="VerbatimChar"/>
+        </w:rPr>
+        <w:t xml:space="preserve">## [2,] -0.46181139 -0.8707486 0.5909081</w:t>
+      </w:r>
+      <w:r>
+        <w:br/>
+      </w:r>
+      <w:r>
+        <w:rPr>
+          <w:rStyle w:val="VerbatimChar"/>
+        </w:rPr>
+        <w:t xml:space="preserve">## [3,] -0.29848197 -1.0075243 0.7167485</w:t>
+      </w:r>
+      <w:r>
+        <w:br/>
+      </w:r>
+      <w:r>
+        <w:rPr>
+          <w:rStyle w:val="VerbatimChar"/>
+        </w:rPr>
+        <w:t xml:space="preserve">## [4,] -0.09607549 -1.0844626 0.7987470</w:t>
+      </w:r>
+      <w:r>
+        <w:br/>
+      </w:r>
+      <w:r>
+        <w:rPr>
+          <w:rStyle w:val="VerbatimChar"/>
+        </w:rPr>
+        <w:t xml:space="preserve">## [5,]  0.09359595 -1.1052122 0.8367527</w:t>
+      </w:r>
+      <w:r>
+        <w:br/>
+      </w:r>
+      <w:r>
+        <w:rPr>
+          <w:rStyle w:val="VerbatimChar"/>
+        </w:rPr>
+        <w:t xml:space="preserve">## [6,]  0.25734141 -1.0621089 0.8263159</w:t>
       </w:r>
     </w:p>
     <w:p>
@@ -1256,43 +1256,43 @@
         <w:rPr>
           <w:rStyle w:val="VerbatimChar"/>
         </w:rPr>
-        <w:t xml:space="preserve">## [1,] 0.4616853 -0.8077086  0.6694041</w:t>
-      </w:r>
-      <w:r>
-        <w:br/>
-      </w:r>
-      <w:r>
-        <w:rPr>
-          <w:rStyle w:val="VerbatimChar"/>
-        </w:rPr>
-        <w:t xml:space="preserve">## [2,] 0.4942204 -0.5852447  0.5281268</w:t>
-      </w:r>
-      <w:r>
-        <w:br/>
-      </w:r>
-      <w:r>
-        <w:rPr>
-          <w:rStyle w:val="VerbatimChar"/>
-        </w:rPr>
-        <w:t xml:space="preserve">## [3,] 0.6992936 -0.1135779  0.3044602</w:t>
-      </w:r>
-      <w:r>
-        <w:br/>
-      </w:r>
-      <w:r>
-        <w:rPr>
-          <w:rStyle w:val="VerbatimChar"/>
-        </w:rPr>
-        <w:t xml:space="preserve">## [4,] 0.5753316  0.2229997  0.1322706</w:t>
-      </w:r>
-      <w:r>
-        <w:br/>
-      </w:r>
-      <w:r>
-        <w:rPr>
-          <w:rStyle w:val="VerbatimChar"/>
-        </w:rPr>
-        <w:t xml:space="preserve">## [5,] 0.3480676  0.6163259 -0.1515691</w:t>
+        <w:t xml:space="preserve">## [1,] 0.4616863 -0.8077081  0.6694039</w:t>
+      </w:r>
+      <w:r>
+        <w:br/>
+      </w:r>
+      <w:r>
+        <w:rPr>
+          <w:rStyle w:val="VerbatimChar"/>
+        </w:rPr>
+        <w:t xml:space="preserve">## [2,] 0.4942211 -0.5852442  0.5281265</w:t>
+      </w:r>
+      <w:r>
+        <w:br/>
+      </w:r>
+      <w:r>
+        <w:rPr>
+          <w:rStyle w:val="VerbatimChar"/>
+        </w:rPr>
+        <w:t xml:space="preserve">## [3,] 0.6992936 -0.1135772  0.3044598</w:t>
+      </w:r>
+      <w:r>
+        <w:br/>
+      </w:r>
+      <w:r>
+        <w:rPr>
+          <w:rStyle w:val="VerbatimChar"/>
+        </w:rPr>
+        <w:t xml:space="preserve">## [4,] 0.5753309  0.2230003  0.1322699</w:t>
+      </w:r>
+      <w:r>
+        <w:br/>
+      </w:r>
+      <w:r>
+        <w:rPr>
+          <w:rStyle w:val="VerbatimChar"/>
+        </w:rPr>
+        <w:t xml:space="preserve">## [5,] 0.3480665  0.6163263 -0.1515697</w:t>
       </w:r>
     </w:p>
     <w:p>
